--- a/DONALD GARDNER  resume  08-01-2026.docx
+++ b/DONALD GARDNER  resume  08-01-2026.docx
@@ -73,7 +73,10 @@
         <w:t xml:space="preserve"> | </w:t>
       </w:r>
       <w:r>
-        <w:t>donaldgardner4321@gmail.com</w:t>
+        <w:t>d</w:t>
+      </w:r>
+      <w:r>
+        <w:t>gardner@calderacyber.com</w:t>
       </w:r>
     </w:p>
     <w:p>
@@ -99,19 +102,7 @@
           <w:rPr>
             <w:rStyle w:val="Hyperlink"/>
           </w:rPr>
-          <w:t>Vid</w:t>
-        </w:r>
-        <w:r>
-          <w:rPr>
-            <w:rStyle w:val="Hyperlink"/>
-          </w:rPr>
-          <w:t>e</w:t>
-        </w:r>
-        <w:r>
-          <w:rPr>
-            <w:rStyle w:val="Hyperlink"/>
-          </w:rPr>
-          <w:t>o Portfolio</w:t>
+          <w:t>Video Portfolio</w:t>
         </w:r>
       </w:hyperlink>
     </w:p>
@@ -142,21 +133,7 @@
         <w:rPr>
           <w:rFonts w:cstheme="minorHAnsi"/>
         </w:rPr>
-        <w:t xml:space="preserve">Reduces cyber risk and operational delays by teaching best practices. Communicates technical information to non-technical people. A lifelong learner who is quick to adopt and implement new technologies. Business instructor experience brings a financial approach to </w:t>
-      </w:r>
-      <w:proofErr w:type="gramStart"/>
-      <w:r>
-        <w:rPr>
-          <w:rFonts w:cstheme="minorHAnsi"/>
-        </w:rPr>
-        <w:t>determine</w:t>
-      </w:r>
-      <w:proofErr w:type="gramEnd"/>
-      <w:r>
-        <w:rPr>
-          <w:rFonts w:cstheme="minorHAnsi"/>
-        </w:rPr>
-        <w:t xml:space="preserve"> cost-effectiveness of security controls. Continuously upskilling through certifications, home lab work, and GRC frameworks to stay current in GRC and cybersecurity.</w:t>
+        <w:t>Reduces cyber risk and operational delays by teaching best practices. Communicates technical information to non-technical people. A lifelong learner who is quick to adopt and implement new technologies. Business instructor experience brings a financial approach to determine cost-effectiveness of security controls. Continuously upskilling through certifications, home lab work, and GRC frameworks to stay current in GRC and cybersecurity.</w:t>
       </w:r>
     </w:p>
     <w:p>
@@ -479,15 +456,7 @@
         <w:contextualSpacing w:val="0"/>
       </w:pPr>
       <w:r>
-        <w:t xml:space="preserve">Taught a cybersecurity course for </w:t>
-      </w:r>
-      <w:proofErr w:type="spellStart"/>
-      <w:r>
-        <w:t>Mangate</w:t>
-      </w:r>
-      <w:proofErr w:type="spellEnd"/>
-      <w:r>
-        <w:t xml:space="preserve"> (India), instructing students from South Korea on risk management, security controls, and best practices in IT security.</w:t>
+        <w:t>Taught a cybersecurity course for Mangate (India), instructing students from South Korea on risk management, security controls, and best practices in IT security.</w:t>
       </w:r>
     </w:p>
     <w:p>
@@ -714,13 +683,8 @@
           <w:b/>
         </w:rPr>
       </w:pPr>
-      <w:proofErr w:type="gramStart"/>
-      <w:r>
-        <w:t>Participated</w:t>
-      </w:r>
-      <w:proofErr w:type="gramEnd"/>
-      <w:r>
-        <w:t xml:space="preserve"> in several key projects, including: </w:t>
+      <w:r>
+        <w:t xml:space="preserve">Participated in several key projects, including: </w:t>
       </w:r>
     </w:p>
     <w:p>
@@ -915,23 +879,7 @@
           <w:rFonts w:cstheme="minorHAnsi"/>
           <w:b/>
         </w:rPr>
-        <w:t xml:space="preserve"> </w:t>
-      </w:r>
-      <w:proofErr w:type="spellStart"/>
-      <w:r>
-        <w:rPr>
-          <w:rFonts w:cstheme="minorHAnsi"/>
-          <w:b/>
-        </w:rPr>
-        <w:t>Abbtech</w:t>
-      </w:r>
-      <w:proofErr w:type="spellEnd"/>
-      <w:r>
-        <w:rPr>
-          <w:rFonts w:cstheme="minorHAnsi"/>
-          <w:b/>
-        </w:rPr>
-        <w:t xml:space="preserve"> Professional Services</w:t>
+        <w:t xml:space="preserve"> Abbtech Professional Services</w:t>
       </w:r>
       <w:r>
         <w:rPr>
@@ -1115,15 +1063,7 @@
         </w:rPr>
       </w:pPr>
       <w:r>
-        <w:t xml:space="preserve">Provided Tier 2 </w:t>
-      </w:r>
-      <w:proofErr w:type="gramStart"/>
-      <w:r>
-        <w:t>help</w:t>
-      </w:r>
-      <w:proofErr w:type="gramEnd"/>
-      <w:r>
-        <w:t xml:space="preserve"> desk support.  Installed and configured endpoints and media equipment</w:t>
+        <w:t>Provided Tier 2 help desk support.  Installed and configured endpoints and media equipment</w:t>
       </w:r>
       <w:r>
         <w:rPr>
@@ -1674,7 +1614,6 @@
           <w:szCs w:val="22"/>
         </w:rPr>
       </w:pPr>
-      <w:proofErr w:type="spellStart"/>
       <w:r>
         <w:rPr>
           <w:rFonts w:ascii="Calibri" w:hAnsi="Calibri" w:cstheme="minorHAnsi"/>
@@ -1683,18 +1622,7 @@
           <w:sz w:val="22"/>
           <w:szCs w:val="22"/>
         </w:rPr>
-        <w:t>Akylade</w:t>
-      </w:r>
-      <w:proofErr w:type="spellEnd"/>
-      <w:r>
-        <w:rPr>
-          <w:rFonts w:ascii="Calibri" w:hAnsi="Calibri" w:cstheme="minorHAnsi"/>
-          <w:bCs/>
-          <w:iCs/>
-          <w:sz w:val="22"/>
-          <w:szCs w:val="22"/>
-        </w:rPr>
-        <w:t xml:space="preserve"> Artificial Intelligence Security Practitioner, Cyber Resilience Fundamentals</w:t>
+        <w:t>Akylade Artificial Intelligence Security Practitioner, Cyber Resilience Fundamentals</w:t>
       </w:r>
     </w:p>
     <w:p>
@@ -1769,15 +1697,7 @@
     </w:p>
     <w:p>
       <w:r>
-        <w:t xml:space="preserve">The Charlotte Metro Information Systems Security Association (ISSA) is a non-profit group dedicated to providing educational and networking opportunities to members </w:t>
-      </w:r>
-      <w:proofErr w:type="gramStart"/>
-      <w:r>
-        <w:t>in order to</w:t>
-      </w:r>
-      <w:proofErr w:type="gramEnd"/>
-      <w:r>
-        <w:t xml:space="preserve"> promote the exchange of ideas, knowledge, and growth within the information security profession.</w:t>
+        <w:t>The Charlotte Metro Information Systems Security Association (ISSA) is a non-profit group dedicated to providing educational and networking opportunities to members in order to promote the exchange of ideas, knowledge, and growth within the information security profession.</w:t>
       </w:r>
     </w:p>
     <w:p/>
